--- a/fuentes/21230074_CF02_DU.docx
+++ b/fuentes/21230074_CF02_DU.docx
@@ -329,7 +329,7 @@
               </wp:anchor>
             </w:drawing>
           </mc:Choice>
-          <mc:Fallback xmlns:w16sdtfl="http://schemas.microsoft.com/office/word/2024/wordml/sdtformatlock" xmlns:w16du="http://schemas.microsoft.com/office/word/2023/wordml/word16du">
+          <mc:Fallback xmlns:w16du="http://schemas.microsoft.com/office/word/2023/wordml/word16du" xmlns:w16sdtfl="http://schemas.microsoft.com/office/word/2024/wordml/sdtformatlock">
             <w:pict>
               <v:rect w14:anchorId="4CAEF480" id="Rectángulo 3" o:spid="_x0000_s1026" style="position:absolute;margin-left:-55.95pt;margin-top:26.4pt;width:613.85pt;height:164.25pt;z-index:-251655168;visibility:visible;mso-wrap-style:square;mso-height-percent:0;mso-wrap-distance-left:9pt;mso-wrap-distance-top:0;mso-wrap-distance-right:9pt;mso-wrap-distance-bottom:0;mso-position-horizontal:absolute;mso-position-horizontal-relative:text;mso-position-vertical:absolute;mso-position-vertical-relative:text;mso-height-percent:0;mso-height-relative:margin;v-text-anchor:middle" o:gfxdata="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" fillcolor="#00314d" stroked="f" strokeweight="1pt"/>
             </w:pict>
@@ -6765,7 +6765,7 @@
           <w:noProof/>
         </w:rPr>
         <w:drawing>
-          <wp:inline distT="0" distB="0" distL="0" distR="0" wp14:anchorId="003CE0B6" wp14:editId="47C48F6A">
+          <wp:inline distT="0" distB="0" distL="0" distR="0" wp14:anchorId="003CE0B6" wp14:editId="585280F0">
             <wp:extent cx="4572000" cy="2571630"/>
             <wp:effectExtent l="19050" t="19050" r="19050" b="19685"/>
             <wp:docPr id="2139478891" name="Imagen 1">
@@ -12306,7 +12306,7 @@
           <w:noProof/>
         </w:rPr>
         <w:drawing>
-          <wp:inline distT="0" distB="0" distL="0" distR="0" wp14:anchorId="1A66925E" wp14:editId="5A38954D">
+          <wp:inline distT="0" distB="0" distL="0" distR="0" wp14:anchorId="1A66925E" wp14:editId="3CCB24E0">
             <wp:extent cx="4572000" cy="2537249"/>
             <wp:effectExtent l="19050" t="19050" r="19050" b="15875"/>
             <wp:docPr id="1763425957" name="Imagen 2">
@@ -15918,7 +15918,7 @@
           <w:noProof/>
         </w:rPr>
         <w:drawing>
-          <wp:inline distT="0" distB="0" distL="0" distR="0" wp14:anchorId="5F7C8880" wp14:editId="0D49907C">
+          <wp:inline distT="0" distB="0" distL="0" distR="0" wp14:anchorId="5F7C8880" wp14:editId="116DCFD7">
             <wp:extent cx="3656795" cy="2155825"/>
             <wp:effectExtent l="19050" t="19050" r="20320" b="15875"/>
             <wp:docPr id="793540611" name="Imagen 3">
@@ -18756,7 +18756,7 @@
           <w:noProof/>
         </w:rPr>
         <w:drawing>
-          <wp:inline distT="0" distB="0" distL="0" distR="0" wp14:anchorId="7BFA6273" wp14:editId="00BA7C92">
+          <wp:inline distT="0" distB="0" distL="0" distR="0" wp14:anchorId="7BFA6273" wp14:editId="389A45A0">
             <wp:extent cx="4572000" cy="2571630"/>
             <wp:effectExtent l="0" t="0" r="0" b="635"/>
             <wp:docPr id="1605694876" name="Imagen 4">
@@ -19395,15 +19395,7 @@
               <w:jc w:val="center"/>
             </w:pPr>
             <w:r>
-              <w:t xml:space="preserve">Vacunación y </w:t>
-            </w:r>
-            <w:proofErr w:type="spellStart"/>
-            <w:r>
-              <w:t>vermifugación</w:t>
-            </w:r>
-            <w:proofErr w:type="spellEnd"/>
-            <w:r>
-              <w:t xml:space="preserve"> inicial</w:t>
+              <w:t>Vacunación y vermifugación inicial</w:t>
             </w:r>
             <w:r>
               <w:t>.</w:t>
@@ -21485,7 +21477,7 @@
           <w:noProof/>
         </w:rPr>
         <w:drawing>
-          <wp:inline distT="0" distB="0" distL="0" distR="0" wp14:anchorId="5D51E41E" wp14:editId="1BED7BFE">
+          <wp:inline distT="0" distB="0" distL="0" distR="0" wp14:anchorId="5D51E41E" wp14:editId="01B5DADF">
             <wp:extent cx="4572000" cy="2571630"/>
             <wp:effectExtent l="19050" t="19050" r="19050" b="19685"/>
             <wp:docPr id="752124928" name="Imagen 3">
@@ -21683,7 +21675,7 @@
           <w:noProof/>
         </w:rPr>
         <w:drawing>
-          <wp:inline distT="0" distB="0" distL="0" distR="0" wp14:anchorId="115F22FF" wp14:editId="0FADDC6A">
+          <wp:inline distT="0" distB="0" distL="0" distR="0" wp14:anchorId="115F22FF" wp14:editId="5FE22517">
             <wp:extent cx="4480560" cy="2520197"/>
             <wp:effectExtent l="19050" t="19050" r="15240" b="13970"/>
             <wp:docPr id="1242414908" name="Imagen 4">
@@ -21907,7 +21899,7 @@
           <w:noProof/>
         </w:rPr>
         <w:drawing>
-          <wp:inline distT="0" distB="0" distL="0" distR="0" wp14:anchorId="1D2C7456" wp14:editId="6B0DE8EE">
+          <wp:inline distT="0" distB="0" distL="0" distR="0" wp14:anchorId="1D2C7456" wp14:editId="7CBFA9CD">
             <wp:extent cx="4480560" cy="2520197"/>
             <wp:effectExtent l="19050" t="19050" r="15240" b="13970"/>
             <wp:docPr id="2023865711" name="Imagen 5">
@@ -22658,7 +22650,7 @@
           <w:noProof/>
         </w:rPr>
         <w:drawing>
-          <wp:inline distT="0" distB="0" distL="0" distR="0" wp14:anchorId="1AE66F0B" wp14:editId="34563A78">
+          <wp:inline distT="0" distB="0" distL="0" distR="0" wp14:anchorId="1AE66F0B" wp14:editId="4CD4048E">
             <wp:extent cx="4572000" cy="2571630"/>
             <wp:effectExtent l="19050" t="19050" r="19050" b="19685"/>
             <wp:docPr id="1258135990" name="Imagen 6">
@@ -23621,13 +23613,8 @@
               <w:jc w:val="both"/>
             </w:pPr>
             <w:r>
-              <w:t xml:space="preserve">Vacunación, </w:t>
-            </w:r>
-            <w:proofErr w:type="spellStart"/>
-            <w:r>
-              <w:t>vermifugación</w:t>
-            </w:r>
-            <w:proofErr w:type="spellEnd"/>
+              <w:t>Vacunación, vermifugación</w:t>
+            </w:r>
             <w:r>
               <w:t>.</w:t>
             </w:r>
@@ -24011,7 +23998,7 @@
           <w:noProof/>
         </w:rPr>
         <w:drawing>
-          <wp:inline distT="0" distB="0" distL="0" distR="0" wp14:anchorId="0962FB54" wp14:editId="6447DF81">
+          <wp:inline distT="0" distB="0" distL="0" distR="0" wp14:anchorId="0962FB54" wp14:editId="48BE6FCE">
             <wp:extent cx="4572000" cy="2571630"/>
             <wp:effectExtent l="19050" t="19050" r="19050" b="19685"/>
             <wp:docPr id="1356422875" name="Imagen 7">
@@ -29326,7 +29313,7 @@
           <w:noProof/>
         </w:rPr>
         <w:drawing>
-          <wp:inline distT="0" distB="0" distL="0" distR="0" wp14:anchorId="1AFC78CD" wp14:editId="2CD0E0AC">
+          <wp:inline distT="0" distB="0" distL="0" distR="0" wp14:anchorId="1AFC78CD" wp14:editId="58CCED74">
             <wp:extent cx="4571084" cy="2571115"/>
             <wp:effectExtent l="19050" t="19050" r="20320" b="19685"/>
             <wp:docPr id="47347655" name="Imagen 8">
@@ -30747,7 +30734,13 @@
               <w:t>a</w:t>
             </w:r>
             <w:r>
-              <w:t xml:space="preserve"> Temátic</w:t>
+              <w:t xml:space="preserve"> </w:t>
+            </w:r>
+            <w:r>
+              <w:t>t</w:t>
+            </w:r>
+            <w:r>
+              <w:t>emátic</w:t>
             </w:r>
             <w:r>
               <w:t>a</w:t>
@@ -30869,7 +30862,19 @@
               </w:rPr>
             </w:pPr>
             <w:r>
-              <w:t>Diseñador de Contenidos Digitales</w:t>
+              <w:t xml:space="preserve">Diseñador de </w:t>
+            </w:r>
+            <w:r>
+              <w:t>c</w:t>
+            </w:r>
+            <w:r>
+              <w:t xml:space="preserve">ontenidos </w:t>
+            </w:r>
+            <w:r>
+              <w:t>d</w:t>
+            </w:r>
+            <w:r>
+              <w:t>igitales</w:t>
             </w:r>
           </w:p>
         </w:tc>
@@ -30981,7 +30986,13 @@
               </w:rPr>
             </w:pPr>
             <w:r>
-              <w:t>Intérprete Lenguaje de señas</w:t>
+              <w:t xml:space="preserve">Intérprete </w:t>
+            </w:r>
+            <w:r>
+              <w:t>l</w:t>
+            </w:r>
+            <w:r>
+              <w:t>enguaje de señas</w:t>
             </w:r>
           </w:p>
         </w:tc>
@@ -31028,7 +31039,13 @@
               </w:rPr>
             </w:pPr>
             <w:r>
-              <w:t>Intérprete Lenguaje de señas</w:t>
+              <w:t xml:space="preserve">Intérprete </w:t>
+            </w:r>
+            <w:r>
+              <w:t>l</w:t>
+            </w:r>
+            <w:r>
+              <w:t>enguaje de señas</w:t>
             </w:r>
           </w:p>
         </w:tc>
@@ -31078,7 +31095,19 @@
               </w:rPr>
             </w:pPr>
             <w:r>
-              <w:t>Animador y Productor Multimedia</w:t>
+              <w:t xml:space="preserve">Animador y </w:t>
+            </w:r>
+            <w:r>
+              <w:t>p</w:t>
+            </w:r>
+            <w:r>
+              <w:t xml:space="preserve">roductor </w:t>
+            </w:r>
+            <w:r>
+              <w:t>m</w:t>
+            </w:r>
+            <w:r>
+              <w:t>ultimedia</w:t>
             </w:r>
           </w:p>
         </w:tc>
@@ -31124,7 +31153,19 @@
               <w:pStyle w:val="TextoTablas"/>
             </w:pPr>
             <w:r>
-              <w:t>Animador y Productor Multimedia</w:t>
+              <w:t xml:space="preserve">Animador y </w:t>
+            </w:r>
+            <w:r>
+              <w:t>p</w:t>
+            </w:r>
+            <w:r>
+              <w:t xml:space="preserve">roductor </w:t>
+            </w:r>
+            <w:r>
+              <w:t>m</w:t>
+            </w:r>
+            <w:r>
+              <w:t>ultimedia</w:t>
             </w:r>
           </w:p>
         </w:tc>
@@ -41332,6 +41373,10 @@
 </file>
 
 <file path=customXml/item1.xml><?xml version="1.0" encoding="utf-8"?>
+<b:Sources xmlns:b="http://schemas.openxmlformats.org/officeDocument/2006/bibliography" xmlns="http://schemas.openxmlformats.org/officeDocument/2006/bibliography" SelectedStyle="\APASixthEditionOfficeOnline.xsl" StyleName="APA" Version="6"/>
+</file>
+
+<file path=customXml/item2.xml><?xml version="1.0" encoding="utf-8"?>
 <?mso-contentType ?>
 <FormTemplates xmlns="http://schemas.microsoft.com/sharepoint/v3/contenttype/forms">
   <Display>DocumentLibraryForm</Display>
@@ -41340,22 +41385,7 @@
 </FormTemplates>
 </file>
 
-<file path=customXml/item2.xml><?xml version="1.0" encoding="utf-8"?>
-<b:Sources xmlns:b="http://schemas.openxmlformats.org/officeDocument/2006/bibliography" xmlns="http://schemas.openxmlformats.org/officeDocument/2006/bibliography" SelectedStyle="\APASixthEditionOfficeOnline.xsl" StyleName="APA" Version="6"/>
-</file>
-
 <file path=customXml/item3.xml><?xml version="1.0" encoding="utf-8"?>
-<p:properties xmlns:p="http://schemas.microsoft.com/office/2006/metadata/properties" xmlns:xsi="http://www.w3.org/2001/XMLSchema-instance" xmlns:pc="http://schemas.microsoft.com/office/infopath/2007/PartnerControls">
-  <documentManagement>
-    <TaxCatchAll xmlns="b250f519-6473-4480-8c44-6ee3a3a530c3" xsi:nil="true"/>
-    <lcf76f155ced4ddcb4097134ff3c332f xmlns="d174a4fb-80c2-4523-8d89-375030acacbf">
-      <Terms xmlns="http://schemas.microsoft.com/office/infopath/2007/PartnerControls"/>
-    </lcf76f155ced4ddcb4097134ff3c332f>
-  </documentManagement>
-</p:properties>
-</file>
-
-<file path=customXml/item4.xml><?xml version="1.0" encoding="utf-8"?>
 <ct:contentTypeSchema xmlns:ct="http://schemas.microsoft.com/office/2006/metadata/contentType" xmlns:ma="http://schemas.microsoft.com/office/2006/metadata/properties/metaAttributes" ct:_="" ma:_="" ma:contentTypeName="Documento" ma:contentTypeID="0x010100EA8A463C70CDF94EBCEAEE24D04F3F8A" ma:contentTypeVersion="12" ma:contentTypeDescription="Crear nuevo documento." ma:contentTypeScope="" ma:versionID="698a7aa72909d5b06b3c18780d402f9d">
   <xsd:schema xmlns:xsd="http://www.w3.org/2001/XMLSchema" xmlns:xs="http://www.w3.org/2001/XMLSchema" xmlns:p="http://schemas.microsoft.com/office/2006/metadata/properties" xmlns:ns2="d174a4fb-80c2-4523-8d89-375030acacbf" xmlns:ns3="b250f519-6473-4480-8c44-6ee3a3a530c3" targetNamespace="http://schemas.microsoft.com/office/2006/metadata/properties" ma:root="true" ma:fieldsID="40cd283641dfac9755b2797af4bee55e" ns2:_="" ns3:_="">
     <xsd:import namespace="d174a4fb-80c2-4523-8d89-375030acacbf"/>
@@ -41556,7 +41586,26 @@
 </ct:contentTypeSchema>
 </file>
 
+<file path=customXml/item4.xml><?xml version="1.0" encoding="utf-8"?>
+<p:properties xmlns:p="http://schemas.microsoft.com/office/2006/metadata/properties" xmlns:xsi="http://www.w3.org/2001/XMLSchema-instance" xmlns:pc="http://schemas.microsoft.com/office/infopath/2007/PartnerControls">
+  <documentManagement>
+    <TaxCatchAll xmlns="b250f519-6473-4480-8c44-6ee3a3a530c3" xsi:nil="true"/>
+    <lcf76f155ced4ddcb4097134ff3c332f xmlns="d174a4fb-80c2-4523-8d89-375030acacbf">
+      <Terms xmlns="http://schemas.microsoft.com/office/infopath/2007/PartnerControls"/>
+    </lcf76f155ced4ddcb4097134ff3c332f>
+  </documentManagement>
+</p:properties>
+</file>
+
 <file path=customXml/itemProps1.xml><?xml version="1.0" encoding="utf-8"?>
+<ds:datastoreItem xmlns:ds="http://schemas.openxmlformats.org/officeDocument/2006/customXml" ds:itemID="{EAE431FD-7059-4C09-804B-C9D69EB7B213}">
+  <ds:schemaRefs>
+    <ds:schemaRef ds:uri="http://schemas.openxmlformats.org/officeDocument/2006/bibliography"/>
+  </ds:schemaRefs>
+</ds:datastoreItem>
+</file>
+
+<file path=customXml/itemProps2.xml><?xml version="1.0" encoding="utf-8"?>
 <ds:datastoreItem xmlns:ds="http://schemas.openxmlformats.org/officeDocument/2006/customXml" ds:itemID="{10663269-2064-4804-8290-36D4A57F5557}">
   <ds:schemaRefs>
     <ds:schemaRef ds:uri="http://schemas.microsoft.com/sharepoint/v3/contenttype/forms"/>
@@ -41564,26 +41613,7 @@
 </ds:datastoreItem>
 </file>
 
-<file path=customXml/itemProps2.xml><?xml version="1.0" encoding="utf-8"?>
-<ds:datastoreItem xmlns:ds="http://schemas.openxmlformats.org/officeDocument/2006/customXml" ds:itemID="{EAE431FD-7059-4C09-804B-C9D69EB7B213}">
-  <ds:schemaRefs>
-    <ds:schemaRef ds:uri="http://schemas.openxmlformats.org/officeDocument/2006/bibliography"/>
-  </ds:schemaRefs>
-</ds:datastoreItem>
-</file>
-
 <file path=customXml/itemProps3.xml><?xml version="1.0" encoding="utf-8"?>
-<ds:datastoreItem xmlns:ds="http://schemas.openxmlformats.org/officeDocument/2006/customXml" ds:itemID="{1279454D-02BE-4A9C-A117-DCD1573E2608}">
-  <ds:schemaRefs>
-    <ds:schemaRef ds:uri="http://schemas.microsoft.com/office/2006/metadata/properties"/>
-    <ds:schemaRef ds:uri="http://schemas.microsoft.com/office/infopath/2007/PartnerControls"/>
-    <ds:schemaRef ds:uri="b250f519-6473-4480-8c44-6ee3a3a530c3"/>
-    <ds:schemaRef ds:uri="d174a4fb-80c2-4523-8d89-375030acacbf"/>
-  </ds:schemaRefs>
-</ds:datastoreItem>
-</file>
-
-<file path=customXml/itemProps4.xml><?xml version="1.0" encoding="utf-8"?>
 <ds:datastoreItem xmlns:ds="http://schemas.openxmlformats.org/officeDocument/2006/customXml" ds:itemID="{87C95DDC-41E1-4A65-81FC-638F5C031F52}">
   <ds:schemaRefs>
     <ds:schemaRef ds:uri="http://schemas.microsoft.com/office/2006/metadata/contentType"/>
@@ -41600,4 +41630,15 @@
     <ds:schemaRef ds:uri="http://schemas.microsoft.com/internal/obd"/>
   </ds:schemaRefs>
 </ds:datastoreItem>
+</file>
+
+<file path=customXml/itemProps4.xml><?xml version="1.0" encoding="utf-8"?>
+<ds:datastoreItem xmlns:ds="http://schemas.openxmlformats.org/officeDocument/2006/customXml" ds:itemID="{1279454D-02BE-4A9C-A117-DCD1573E2608}">
+  <ds:schemaRefs>
+    <ds:schemaRef ds:uri="http://schemas.microsoft.com/office/2006/metadata/properties"/>
+    <ds:schemaRef ds:uri="http://schemas.microsoft.com/office/infopath/2007/PartnerControls"/>
+    <ds:schemaRef ds:uri="b250f519-6473-4480-8c44-6ee3a3a530c3"/>
+    <ds:schemaRef ds:uri="d174a4fb-80c2-4523-8d89-375030acacbf"/>
+  </ds:schemaRefs>
+</ds:datastoreItem>
 </file>